--- a/Kristie_Jones_Resume.docx
+++ b/Kristie_Jones_Resume.docx
@@ -4,472 +4,506 @@
   <w:body>
     <w:p>
       <w:pPr>
-        <w:pStyle w:val="Name"/>
+        <w:spacing w:after="0"/>
         <w:jc w:val="center"/>
       </w:pPr>
       <w:r>
-        <w:t>Kristie Jones</w:t>
+        <w:rPr>
+          <w:b/>
+          <w:color w:val="0A3B52"/>
+          <w:sz w:val="38"/>
+        </w:rPr>
+        <w:t>KRISTIE JONES</w:t>
       </w:r>
     </w:p>
     <w:p>
       <w:pPr>
-        <w:pStyle w:val="Subhead"/>
+        <w:spacing w:after="40"/>
         <w:jc w:val="center"/>
       </w:pPr>
       <w:r>
-        <w:t>SOFTWARE IMPLEMENTATION  |  TECHNICAL PROJECT MANAGEMENT  |  MES &amp; APPLICATION DEVELOPMENT</w:t>
+        <w:rPr>
+          <w:b/>
+          <w:sz w:val="16"/>
+        </w:rPr>
+        <w:t>SOFTWARE IMPLEMENTATION  |  APPLICATION DEVELOPMENT  |  TECHNICAL PROJECT MANAGEMENT</w:t>
       </w:r>
     </w:p>
     <w:p>
       <w:pPr>
-        <w:pStyle w:val="Small"/>
+        <w:spacing w:after="20"/>
         <w:jc w:val="center"/>
       </w:pPr>
       <w:r>
-        <w:t>Owingsville, Kentucky  |  kristiejones859@gmail.com  |  linkedin.com/in/kristie-jones-a42408165</w:t>
+        <w:t>Owingsville, KY  |  kristiejones859@gmail.com  |  linkedin.com/in/kristie-jones-a42408165</w:t>
       </w:r>
     </w:p>
     <w:p>
       <w:pPr>
-        <w:pStyle w:val="Section"/>
-        <w:pBdr>
-          <w:bottom w:val="single" w:sz="6" w:color="D6E1E7"/>
-        </w:pBdr>
+        <w:spacing w:after="60"/>
+        <w:jc w:val="center"/>
       </w:pPr>
       <w:r>
-        <w:t>PROFESSIONAL PROFILE</w:t>
-      </w:r>
-    </w:p>
-    <w:p>
-      <w:r>
-        <w:t>Manufacturing technology and IT delivery professional with 20+ years across operations, quality, engineering, project management, and software implementation. Experienced in leading manufacturing execution system (MES) and IT initiatives, coordinating customer and cross-functional teams, troubleshooting production technology, and translating business needs into practical solutions. Currently expanding hands-on development skills in Python, web interfaces, and databases through an AAS in Programming (expected December 2026).</w:t>
+        <w:t>Portfolio: kjones0401.github.io/Professional-Portfolio/  |  GitHub: github.com/kjones0401</w:t>
       </w:r>
     </w:p>
     <w:p>
       <w:pPr>
-        <w:pStyle w:val="Section"/>
+        <w:pageBreakBefore w:val="0"/>
+        <w:spacing w:before="200" w:after="80"/>
         <w:pBdr>
-          <w:bottom w:val="single" w:sz="6" w:color="D6E1E7"/>
+          <w:bottom w:val="single" w:sz="5" w:color="B8C8D0"/>
         </w:pBdr>
       </w:pPr>
       <w:r>
-        <w:t>CORE CAPABILITIES</w:t>
-      </w:r>
-    </w:p>
-    <w:p>
-      <w:r>
-        <w:t>Software &amp; MES Implementation  •  IT Project Delivery  •  Portfolio &amp; Stakeholder Management  •  Requirements Coordination  •  Cross-Functional Communication  •  Manufacturing Operations  •  Technical Troubleshooting  •  Quality &amp; Process Improvement</w:t>
+        <w:rPr>
+          <w:b/>
+          <w:color w:val="0C4864"/>
+          <w:sz w:val="20"/>
+        </w:rPr>
+        <w:t>PROFESSIONAL SUMMARY</w:t>
       </w:r>
     </w:p>
     <w:p>
       <w:pPr>
-        <w:pStyle w:val="Section"/>
+        <w:spacing w:before="0" w:after="40"/>
+      </w:pPr>
+      <w:r>
+        <w:rPr>
+          <w:b w:val="0"/>
+        </w:rPr>
+        <w:t>Manufacturing technology and IT professional with 20+ years of experience in operations, quality, project management, and MES implementation. Skilled at translating business requirements into practical solutions, troubleshooting production systems, and coordinating technical delivery. Expanding hands-on software development experience in Python, HTML, CSS, JavaScript, databases, and web interfaces through an AAS in Programming (expected December 2026).</w:t>
+      </w:r>
+    </w:p>
+    <w:p>
+      <w:pPr>
+        <w:pageBreakBefore w:val="0"/>
+        <w:spacing w:before="200" w:after="80"/>
         <w:pBdr>
-          <w:bottom w:val="single" w:sz="6" w:color="D6E1E7"/>
+          <w:bottom w:val="single" w:sz="5" w:color="B8C8D0"/>
         </w:pBdr>
       </w:pPr>
       <w:r>
+        <w:rPr>
+          <w:b/>
+          <w:color w:val="0C4864"/>
+          <w:sz w:val="20"/>
+        </w:rPr>
+        <w:t>TECHNICAL SKILLS</w:t>
+      </w:r>
+    </w:p>
+    <w:p>
+      <w:pPr>
+        <w:spacing w:before="0" w:after="40"/>
+      </w:pPr>
+      <w:r>
+        <w:rPr>
+          <w:b w:val="0"/>
+        </w:rPr>
+        <w:t>Development: Python, Flask, Tkinter, HTML, CSS, JavaScript, Google Apps Script, SQL, MySQL, SQLite, pytest, Git/GitHub, VS Code.</w:t>
+      </w:r>
+    </w:p>
+    <w:p>
+      <w:pPr>
+        <w:spacing w:before="0" w:after="40"/>
+      </w:pPr>
+      <w:r>
+        <w:rPr>
+          <w:b w:val="0"/>
+        </w:rPr>
+        <w:t>Systems &amp; delivery: MES, Epicor CMS, SAP, Kepware, DBeaver, Datadog, Papertrail/SolarWinds, Jira, Confluence, Monday.com, Productboard/Spark, Timely, Microsoft Office/Teams, Slack.</w:t>
+      </w:r>
+    </w:p>
+    <w:p>
+      <w:pPr>
+        <w:spacing w:before="0" w:after="40"/>
+      </w:pPr>
+      <w:r>
+        <w:rPr>
+          <w:b w:val="0"/>
+        </w:rPr>
+        <w:t>Strengths: Software implementation, requirements coordination, application testing, troubleshooting, stakeholder communication, manufacturing operations and process improvement.</w:t>
+      </w:r>
+    </w:p>
+    <w:p>
+      <w:pPr>
+        <w:pageBreakBefore w:val="0"/>
+        <w:spacing w:before="200" w:after="80"/>
+        <w:pBdr>
+          <w:bottom w:val="single" w:sz="5" w:color="B8C8D0"/>
+        </w:pBdr>
+      </w:pPr>
+      <w:r>
+        <w:rPr>
+          <w:b/>
+          <w:color w:val="0C4864"/>
+          <w:sz w:val="20"/>
+        </w:rPr>
         <w:t>PROFESSIONAL EXPERIENCE</w:t>
       </w:r>
     </w:p>
     <w:p>
       <w:pPr>
-        <w:pStyle w:val="Job"/>
+        <w:spacing w:before="100" w:after="40"/>
       </w:pPr>
       <w:r>
-        <w:t>Sr. Product Specialist / Portfolio Manager (North America)  |  FunnelCloud Inc. | Remote</w:t>
+        <w:rPr>
+          <w:b/>
+          <w:sz w:val="18"/>
+        </w:rPr>
+        <w:t>Sr. Product Specialist / Portfolio Manager (North America)</w:t>
       </w:r>
       <w:r>
         <w:rPr>
-          <w:i/>
+          <w:sz w:val="17"/>
         </w:rPr>
-        <w:t xml:space="preserve">  |  Jun 2026–Present</w:t>
+        <w:t xml:space="preserve">  |  FunnelCloud Inc. | Remote | Jun 2026–Present</w:t>
       </w:r>
     </w:p>
     <w:p>
       <w:pPr>
         <w:pStyle w:val="ListBullet"/>
         <w:spacing w:after="20"/>
-        <w:ind w:left="259" w:hanging="144"/>
+        <w:ind w:left="274" w:hanging="187"/>
       </w:pPr>
       <w:r>
-        <w:t>Manage a North American customer portfolio and coordinate priorities, communications, and delivery for manufacturing software solutions.</w:t>
+        <w:t>Manage a North American customer portfolio, coordinating manufacturing software priorities, communications, and delivery.</w:t>
       </w:r>
     </w:p>
     <w:p>
       <w:pPr>
         <w:pStyle w:val="ListBullet"/>
         <w:spacing w:after="20"/>
-        <w:ind w:left="259" w:hanging="144"/>
+        <w:ind w:left="274" w:hanging="187"/>
       </w:pPr>
       <w:r>
-        <w:t>Collaborate with customers and technical teams on implementation readiness, system issues, change requests, and ongoing operational support.</w:t>
+        <w:t>Partner with customers and technical teams on implementation readiness, system issues, change requests, and support.</w:t>
       </w:r>
     </w:p>
     <w:p>
       <w:pPr>
-        <w:pStyle w:val="Job"/>
+        <w:spacing w:before="100" w:after="40"/>
       </w:pPr>
       <w:r>
-        <w:t>IT Operations Project Manager  |  RESRG Automotive</w:t>
+        <w:rPr>
+          <w:b/>
+          <w:sz w:val="18"/>
+        </w:rPr>
+        <w:t>IT Operations Project Manager</w:t>
       </w:r>
       <w:r>
         <w:rPr>
-          <w:i/>
+          <w:sz w:val="17"/>
         </w:rPr>
-        <w:t xml:space="preserve">  |  Apr 2025–Jun 2026</w:t>
+        <w:t xml:space="preserve">  |  SRG Global / RESRG Automotive | Oct 2021–Jun 2026</w:t>
       </w:r>
     </w:p>
     <w:p>
       <w:pPr>
         <w:pStyle w:val="ListBullet"/>
         <w:spacing w:after="20"/>
-        <w:ind w:left="259" w:hanging="144"/>
+        <w:ind w:left="274" w:hanging="187"/>
       </w:pPr>
       <w:r>
-        <w:t>Led implementation activities for MES and other IT-related projects, coordinating business and technical stakeholders.</w:t>
+        <w:t>Led MES and IT implementation activities, aligning plant operations, technical teams, and business stakeholders.</w:t>
       </w:r>
     </w:p>
     <w:p>
       <w:pPr>
         <w:pStyle w:val="ListBullet"/>
         <w:spacing w:after="20"/>
-        <w:ind w:left="259" w:hanging="144"/>
+        <w:ind w:left="274" w:hanging="187"/>
       </w:pPr>
       <w:r>
-        <w:t>Supported planning, requirements alignment, testing, issue resolution, and deployment-related communications.</w:t>
-      </w:r>
-    </w:p>
-    <w:p>
-      <w:pPr>
-        <w:pStyle w:val="Job"/>
-      </w:pPr>
-      <w:r>
-        <w:t>IT Operations Project Manager  |  SRG Global</w:t>
-      </w:r>
-      <w:r>
-        <w:rPr>
-          <w:i/>
-        </w:rPr>
-        <w:t xml:space="preserve">  |  Oct 2021–Apr 2025</w:t>
+        <w:t>Coordinated requirements, testing, issue resolution, deployment preparation, and project communications.</w:t>
       </w:r>
     </w:p>
     <w:p>
       <w:pPr>
         <w:pStyle w:val="ListBullet"/>
         <w:spacing w:after="20"/>
-        <w:ind w:left="259" w:hanging="144"/>
+        <w:ind w:left="274" w:hanging="187"/>
       </w:pPr>
       <w:r>
-        <w:t>Led MES and IT project implementations within manufacturing operations, connecting plant needs with technical project execution.</w:t>
+        <w:t>Position continued through SRG Global’s transition to RESRG Automotive.</w:t>
+      </w:r>
+    </w:p>
+    <w:p>
+      <w:pPr>
+        <w:spacing w:before="100" w:after="40"/>
+      </w:pPr>
+      <w:r>
+        <w:rPr>
+          <w:b/>
+          <w:sz w:val="18"/>
+        </w:rPr>
+        <w:t>APQP Engineer; Assistant Quality Manager; Quality Engineer</w:t>
+      </w:r>
+      <w:r>
+        <w:rPr>
+          <w:sz w:val="17"/>
+        </w:rPr>
+        <w:t xml:space="preserve">  |  SRG Global | Jan 2019–Oct 2021</w:t>
       </w:r>
     </w:p>
     <w:p>
       <w:pPr>
         <w:pStyle w:val="ListBullet"/>
         <w:spacing w:after="20"/>
-        <w:ind w:left="259" w:hanging="144"/>
+        <w:ind w:left="274" w:hanging="187"/>
       </w:pPr>
       <w:r>
-        <w:t>Coordinated project activities and cross-functional stakeholders through implementation and support phases.</w:t>
+        <w:t>Advanced through quality and launch roles involving process improvement, coordination, and technical problem-solving.</w:t>
       </w:r>
     </w:p>
     <w:p>
       <w:pPr>
-        <w:pStyle w:val="Job"/>
+        <w:pageBreakBefore w:val="0"/>
+        <w:spacing w:before="200" w:after="80"/>
+        <w:pBdr>
+          <w:bottom w:val="single" w:sz="5" w:color="B8C8D0"/>
+        </w:pBdr>
       </w:pPr>
       <w:r>
-        <w:t>APQP Engineer; Assistant Quality Manager; Quality Engineer  |  SRG Global</w:t>
-      </w:r>
-      <w:r>
         <w:rPr>
-          <w:i/>
+          <w:b/>
+          <w:color w:val="0C4864"/>
+          <w:sz w:val="20"/>
         </w:rPr>
-        <w:t xml:space="preserve">  |  Jan 2019–Oct 2021</w:t>
+        <w:t>EARLIER MANUFACTURING, ENGINEERING &amp; QUALITY EXPERIENCE</w:t>
       </w:r>
     </w:p>
     <w:p>
       <w:pPr>
-        <w:pStyle w:val="ListBullet"/>
-        <w:spacing w:after="20"/>
-        <w:ind w:left="259" w:hanging="144"/>
+        <w:spacing w:before="0" w:after="40"/>
       </w:pPr>
       <w:r>
-        <w:t>Held progressively responsible quality and product-launch roles, applying manufacturing and process knowledge to technical problem-solving.</w:t>
+        <w:rPr>
+          <w:b w:val="0"/>
+        </w:rPr>
+        <w:t>Quality Engineer | Taica Cubic Printing Kentucky | Nov 2017–Jan 2019</w:t>
       </w:r>
     </w:p>
     <w:p>
       <w:pPr>
-        <w:pStyle w:val="Section"/>
+        <w:spacing w:before="0" w:after="40"/>
+      </w:pPr>
+      <w:r>
+        <w:rPr>
+          <w:b w:val="0"/>
+        </w:rPr>
+        <w:t>Quality Manager / Safety Manager | The Outdoor Group | Dec 2015–Nov 2017</w:t>
+      </w:r>
+    </w:p>
+    <w:p>
+      <w:pPr>
+        <w:spacing w:before="0" w:after="40"/>
+      </w:pPr>
+      <w:r>
+        <w:rPr>
+          <w:b w:val="0"/>
+        </w:rPr>
+        <w:t>Quality Manager | Dura Automotive Systems LLC | Mar 2013–Dec 2015</w:t>
+      </w:r>
+    </w:p>
+    <w:p>
+      <w:pPr>
+        <w:spacing w:before="0" w:after="40"/>
+      </w:pPr>
+      <w:r>
+        <w:rPr>
+          <w:b w:val="0"/>
+        </w:rPr>
+        <w:t>Technical Service Engineer | Sekisui S-Lec America, LLC | May 2012–Mar 2013</w:t>
+      </w:r>
+    </w:p>
+    <w:p>
+      <w:pPr>
+        <w:spacing w:before="0" w:after="40"/>
+      </w:pPr>
+      <w:r>
+        <w:rPr>
+          <w:b w:val="0"/>
+        </w:rPr>
+        <w:t>Quality Technician / Document Control | A. O. Smith Corporation | Mar 2006–May 2012</w:t>
+      </w:r>
+    </w:p>
+    <w:p>
+      <w:pPr>
+        <w:spacing w:before="0" w:after="40"/>
+      </w:pPr>
+      <w:r>
+        <w:rPr>
+          <w:b w:val="0"/>
+        </w:rPr>
+        <w:t>Production Associate / Quality Technician / Cell Leader | Cooper Standard Automotive | Oct 1999–Mar 2006</w:t>
+      </w:r>
+    </w:p>
+    <w:p>
+      <w:pPr>
+        <w:pageBreakBefore/>
+        <w:spacing w:before="200" w:after="80"/>
         <w:pBdr>
-          <w:bottom w:val="single" w:sz="6" w:color="D6E1E7"/>
+          <w:bottom w:val="single" w:sz="5" w:color="B8C8D0"/>
         </w:pBdr>
       </w:pPr>
       <w:r>
+        <w:rPr>
+          <w:b/>
+          <w:color w:val="0C4864"/>
+          <w:sz w:val="20"/>
+        </w:rPr>
         <w:t>SELECTED DEVELOPMENT PROJECTS</w:t>
       </w:r>
     </w:p>
     <w:p>
       <w:pPr>
-        <w:pStyle w:val="Job"/>
+        <w:spacing w:before="0" w:after="20"/>
       </w:pPr>
       <w:r>
-        <w:t>Bank Orderly — Desktop &amp; Web Banking Application  |  Academic project</w:t>
-      </w:r>
-      <w:r>
         <w:rPr>
-          <w:i/>
+          <w:b/>
         </w:rPr>
-        <w:t xml:space="preserve">  |  </w:t>
-      </w:r>
-    </w:p>
-    <w:p>
-      <w:r>
-        <w:t>Python, Tkinter, Flask, MySQL/SQLite, pytest. Created account and transaction workflows, staff-facing interfaces, database integrations, and automated testing (96 passing tests in a completed test run).</w:t>
+        <w:t>Bank Orderly — Desktop &amp; Web Banking Application | Python, Tkinter, Flask, MySQL/SQLite, pytest</w:t>
       </w:r>
     </w:p>
     <w:p>
       <w:pPr>
-        <w:pStyle w:val="Job"/>
+        <w:spacing w:before="0" w:after="80"/>
       </w:pPr>
       <w:r>
-        <w:t>Youth Football Registration &amp; Administration  |  Community project</w:t>
-      </w:r>
-      <w:r>
         <w:rPr>
-          <w:i/>
+          <w:b w:val="0"/>
         </w:rPr>
-        <w:t xml:space="preserve">  |  </w:t>
-      </w:r>
-    </w:p>
-    <w:p>
-      <w:r>
-        <w:t>Developed web-based registration and operational workflows with role-based dashboards, pricing and discount logic, payment integration, and reporting; documented protected application features with screenshots.</w:t>
+        <w:t>Built account and transaction workflows, staff interfaces, database integrations, and automated testing (96 passing tests in a completed test run).</w:t>
       </w:r>
     </w:p>
     <w:p>
       <w:pPr>
-        <w:pStyle w:val="Job"/>
+        <w:spacing w:before="0" w:after="20"/>
       </w:pPr>
       <w:r>
-        <w:t>Wildcats Photography Hub  |  Community project</w:t>
-      </w:r>
-      <w:r>
         <w:rPr>
-          <w:i/>
+          <w:b/>
         </w:rPr>
-        <w:t xml:space="preserve">  |  </w:t>
-      </w:r>
-    </w:p>
-    <w:p>
-      <w:r>
-        <w:t>Built a responsive, searchable football-photo gallery with HTML, CSS, JavaScript, JSON-backed gallery data, and a separate gallery-management workflow.</w:t>
+        <w:t>Youth Football Registration &amp; Administration | Web application, Google Apps Script</w:t>
       </w:r>
     </w:p>
     <w:p>
       <w:pPr>
-        <w:pStyle w:val="Section"/>
-        <w:pBdr>
-          <w:bottom w:val="single" w:sz="6" w:color="D6E1E7"/>
-        </w:pBdr>
+        <w:spacing w:before="0" w:after="80"/>
       </w:pPr>
       <w:r>
-        <w:t>EARLIER MANUFACTURING, ENGINEERING &amp; QUALITY EXPERIENCE</w:t>
+        <w:rPr>
+          <w:b w:val="0"/>
+        </w:rPr>
+        <w:t>Developed registration and administration workflows with role-based dashboards, pricing and discounts, payment integration, and reports.</w:t>
       </w:r>
     </w:p>
     <w:p>
       <w:pPr>
-        <w:pStyle w:val="Job"/>
+        <w:spacing w:before="0" w:after="20"/>
       </w:pPr>
       <w:r>
-        <w:t>Quality Engineer  |  Taica Cubic Printing Kentucky</w:t>
-      </w:r>
-      <w:r>
         <w:rPr>
-          <w:i/>
+          <w:b/>
         </w:rPr>
-        <w:t xml:space="preserve">  |  Nov 2017–Jan 2019</w:t>
+        <w:t>Wildcats Photography Hub | HTML, CSS, JavaScript, JSON</w:t>
       </w:r>
     </w:p>
     <w:p>
       <w:pPr>
-        <w:pStyle w:val="Job"/>
+        <w:spacing w:before="0" w:after="20"/>
       </w:pPr>
       <w:r>
-        <w:t>Quality Manager / Safety Manager  |  The Outdoor Group</w:t>
-      </w:r>
-      <w:r>
         <w:rPr>
-          <w:i/>
+          <w:b w:val="0"/>
         </w:rPr>
-        <w:t xml:space="preserve">  |  Dec 2015–Nov 2017</w:t>
+        <w:t>Built a responsive searchable photo gallery and separate gallery-management workflow.</w:t>
       </w:r>
     </w:p>
     <w:p>
       <w:pPr>
-        <w:pStyle w:val="Job"/>
-      </w:pPr>
-      <w:r>
-        <w:t>Quality Manager  |  Dura Automotive Systems LLC</w:t>
-      </w:r>
-      <w:r>
-        <w:rPr>
-          <w:i/>
-        </w:rPr>
-        <w:t xml:space="preserve">  |  Mar 2013–Dec 2015</w:t>
-      </w:r>
-    </w:p>
-    <w:p>
-      <w:pPr>
-        <w:pStyle w:val="Job"/>
-      </w:pPr>
-      <w:r>
-        <w:t>Technical Service Engineer  |  Sekisui S-Lec America, LLC</w:t>
-      </w:r>
-      <w:r>
-        <w:rPr>
-          <w:i/>
-        </w:rPr>
-        <w:t xml:space="preserve">  |  May 2012–Mar 2013</w:t>
-      </w:r>
-    </w:p>
-    <w:p>
-      <w:pPr>
-        <w:pStyle w:val="Job"/>
-      </w:pPr>
-      <w:r>
-        <w:t>Quality Technician / Document Control  |  A. O. Smith Corporation</w:t>
-      </w:r>
-      <w:r>
-        <w:rPr>
-          <w:i/>
-        </w:rPr>
-        <w:t xml:space="preserve">  |  Mar 2006–May 2012</w:t>
-      </w:r>
-    </w:p>
-    <w:p>
-      <w:pPr>
-        <w:pStyle w:val="Job"/>
-      </w:pPr>
-      <w:r>
-        <w:t>Production Associate / Quality Technician / Cell Leader  |  Cooper Standard Automotive</w:t>
-      </w:r>
-      <w:r>
-        <w:rPr>
-          <w:i/>
-        </w:rPr>
-        <w:t xml:space="preserve">  |  Oct 1999–Mar 2006</w:t>
-      </w:r>
-    </w:p>
-    <w:p>
-      <w:pPr>
-        <w:pStyle w:val="Small"/>
-      </w:pPr>
-      <w:r>
-        <w:t>Career foundation includes manufacturing operations, quality systems, supplier/customer-facing technical work, documentation, process control, and team coordination.</w:t>
-      </w:r>
-    </w:p>
-    <w:p>
-      <w:pPr>
-        <w:pStyle w:val="Section"/>
+        <w:pageBreakBefore w:val="0"/>
+        <w:spacing w:before="200" w:after="80"/>
         <w:pBdr>
-          <w:bottom w:val="single" w:sz="6" w:color="D6E1E7"/>
+          <w:bottom w:val="single" w:sz="5" w:color="B8C8D0"/>
         </w:pBdr>
       </w:pPr>
       <w:r>
-        <w:t>TECHNICAL TOOLS &amp; SKILLS</w:t>
-      </w:r>
-    </w:p>
-    <w:p>
-      <w:r>
-        <w:t>Development: Python, Tkinter, Flask, HTML, CSS, JavaScript, Google Apps Script, SQL, MySQL, SQLite, pytest, Git/GitHub, VS Code.</w:t>
-      </w:r>
-    </w:p>
-    <w:p>
-      <w:r>
-        <w:t>Enterprise &amp; operations: MES, Epicor CMS, SAP, Kepware, DBeaver, Datadog, Papertrail/SolarWinds, Jira, Confluence, Monday.com, Productboard/Spark, Timely, Microsoft Office and Teams, Slack.</w:t>
-      </w:r>
-    </w:p>
-    <w:p>
-      <w:pPr>
-        <w:pStyle w:val="Section"/>
-        <w:pBdr>
-          <w:bottom w:val="single" w:sz="6" w:color="D6E1E7"/>
-        </w:pBdr>
-      </w:pPr>
-      <w:r>
+        <w:rPr>
+          <w:b/>
+          <w:color w:val="0C4864"/>
+          <w:sz w:val="20"/>
+        </w:rPr>
         <w:t>EDUCATION</w:t>
       </w:r>
     </w:p>
     <w:p>
       <w:pPr>
-        <w:pStyle w:val="Job"/>
+        <w:spacing w:before="0" w:after="20"/>
       </w:pPr>
       <w:r>
-        <w:t>Associate of Applied Science (AAS) in Programming  |  Maysville Community and Technical College</w:t>
-      </w:r>
-      <w:r>
         <w:rPr>
-          <w:i/>
+          <w:b/>
         </w:rPr>
-        <w:t xml:space="preserve">  |  Expected Dec 2026</w:t>
-      </w:r>
-    </w:p>
-    <w:p>
-      <w:r>
-        <w:t>Programming, databases, web application development, and software testing coursework. GPA: 4.0.</w:t>
+        <w:t>Maysville Community and Technical College | Computer and Information Technologies — Programming Track</w:t>
       </w:r>
     </w:p>
     <w:p>
       <w:pPr>
-        <w:pStyle w:val="Job"/>
+        <w:spacing w:before="0" w:after="60"/>
       </w:pPr>
       <w:r>
-        <w:t>Operations Management Certificate  |  Bluegrass Community and Technical College</w:t>
-      </w:r>
-      <w:r>
         <w:rPr>
-          <w:i/>
+          <w:b w:val="0"/>
         </w:rPr>
-        <w:t xml:space="preserve">  |  2019</w:t>
+        <w:t>Associate of Applied Science (AAS) | Expected December 2026 | GPA: 4.0</w:t>
       </w:r>
     </w:p>
     <w:p>
       <w:pPr>
-        <w:pStyle w:val="Section"/>
-        <w:pBdr>
-          <w:bottom w:val="single" w:sz="6" w:color="D6E1E7"/>
-        </w:pBdr>
+        <w:spacing w:before="0" w:after="20"/>
       </w:pPr>
       <w:r>
-        <w:t>SELECTED CERTIFICATIONS</w:t>
-      </w:r>
-    </w:p>
-    <w:p>
-      <w:r>
-        <w:t>Computer Service Technician (CST)  •  A+ Prep  •  Network+ Preparation  •  CIT Fundamentals  •  PC Pro Certification</w:t>
+        <w:rPr>
+          <w:b w:val="0"/>
+        </w:rPr>
+        <w:t>Bluegrass Community and Technical College | Operations Management Certificate | 2019</w:t>
       </w:r>
     </w:p>
     <w:p>
       <w:pPr>
-        <w:pStyle w:val="Section"/>
+        <w:pageBreakBefore w:val="0"/>
+        <w:spacing w:before="200" w:after="80"/>
         <w:pBdr>
-          <w:bottom w:val="single" w:sz="6" w:color="D6E1E7"/>
+          <w:bottom w:val="single" w:sz="5" w:color="B8C8D0"/>
         </w:pBdr>
       </w:pPr>
       <w:r>
-        <w:t>PORTFOLIO &amp; LINKS</w:t>
+        <w:rPr>
+          <w:b/>
+          <w:color w:val="0C4864"/>
+          <w:sz w:val="20"/>
+        </w:rPr>
+        <w:t>CERTIFICATIONS &amp; TECHNICAL CERTIFICATES</w:t>
       </w:r>
     </w:p>
     <w:p>
+      <w:pPr>
+        <w:spacing w:before="0" w:after="20"/>
+      </w:pPr>
       <w:r>
-        <w:t>Portfolio: kjones0401.github.io/Professional-Portfolio/  |  GitHub: github.com/kjones0401</w:t>
+        <w:rPr>
+          <w:b w:val="0"/>
+        </w:rPr>
+        <w:t>Computer Service Technician (CST) • Computer Technician • Computer Tech Basic • Programmer • CIT Fundamentals • PC Pro Certification • A+ Prep • Network+ Prep • Security+ Prep</w:t>
       </w:r>
     </w:p>
     <w:sectPr>
       <w:footerReference w:type="default" r:id="rId9"/>
       <w:pgSz w:w="12240" w:h="15840"/>
-      <w:pgMar w:top="907" w:right="1037" w:bottom="821" w:left="1037" w:header="720" w:footer="720" w:gutter="0"/>
+      <w:pgMar w:top="821" w:right="1037" w:bottom="792" w:left="1037" w:header="720" w:footer="720" w:gutter="0"/>
       <w:cols w:space="720"/>
       <w:docGrid w:linePitch="360"/>
     </w:sectPr>
@@ -486,7 +520,7 @@
     </w:pPr>
     <w:r>
       <w:rPr>
-        <w:color w:val="6B7D89"/>
+        <w:color w:val="6E7A82"/>
         <w:sz w:val="16"/>
       </w:rPr>
       <w:t>Kristie Jones  •  Resume</w:t>
@@ -859,11 +893,11 @@
     <w:qFormat/>
     <w:rsid w:val="00FC693F"/>
     <w:pPr>
-      <w:spacing w:after="60"/>
+      <w:spacing w:after="40"/>
     </w:pPr>
     <w:rPr>
       <w:rFonts w:ascii="Aptos" w:hAnsi="Aptos"/>
-      <w:color w:val="212E3A"/>
+      <w:color w:val="25303A"/>
       <w:sz w:val="18"/>
     </w:rPr>
   </w:style>
@@ -12548,66 +12582,6 @@
         <w:shd w:val="clear" w:color="auto" w:fill="FBCAA2" w:themeFill="accent6" w:themeFillTint="7F"/>
       </w:tcPr>
     </w:tblStylePr>
-  </w:style>
-  <w:style w:type="paragraph" w:customStyle="1" w:styleId="Name">
-    <w:name w:val="Name"/>
-    <w:pPr>
-      <w:spacing w:after="60" w:before="0"/>
-    </w:pPr>
-    <w:rPr>
-      <w:rFonts w:ascii="Aptos" w:hAnsi="Aptos"/>
-      <w:b/>
-      <w:color w:val="112A40"/>
-      <w:sz w:val="44"/>
-    </w:rPr>
-  </w:style>
-  <w:style w:type="paragraph" w:customStyle="1" w:styleId="Subhead">
-    <w:name w:val="Subhead"/>
-    <w:pPr>
-      <w:spacing w:after="80" w:before="0"/>
-    </w:pPr>
-    <w:rPr>
-      <w:rFonts w:ascii="Aptos" w:hAnsi="Aptos"/>
-      <w:b w:val="0"/>
-      <w:color w:val="305B69"/>
-      <w:sz w:val="21"/>
-    </w:rPr>
-  </w:style>
-  <w:style w:type="paragraph" w:customStyle="1" w:styleId="Section">
-    <w:name w:val="Section"/>
-    <w:pPr>
-      <w:spacing w:after="80" w:before="200"/>
-    </w:pPr>
-    <w:rPr>
-      <w:rFonts w:ascii="Aptos" w:hAnsi="Aptos"/>
-      <w:b/>
-      <w:color w:val="114859"/>
-      <w:sz w:val="20"/>
-    </w:rPr>
-  </w:style>
-  <w:style w:type="paragraph" w:customStyle="1" w:styleId="Job">
-    <w:name w:val="Job"/>
-    <w:pPr>
-      <w:spacing w:after="40" w:before="120"/>
-    </w:pPr>
-    <w:rPr>
-      <w:rFonts w:ascii="Aptos" w:hAnsi="Aptos"/>
-      <w:b/>
-      <w:color w:val="182E40"/>
-      <w:sz w:val="19"/>
-    </w:rPr>
-  </w:style>
-  <w:style w:type="paragraph" w:customStyle="1" w:styleId="Small">
-    <w:name w:val="Small"/>
-    <w:pPr>
-      <w:spacing w:after="60" w:before="0"/>
-    </w:pPr>
-    <w:rPr>
-      <w:rFonts w:ascii="Aptos" w:hAnsi="Aptos"/>
-      <w:b w:val="0"/>
-      <w:color w:val="425260"/>
-      <w:sz w:val="16"/>
-    </w:rPr>
   </w:style>
 </w:styles>
 </file>

--- a/Kristie_Jones_Resume.docx
+++ b/Kristie_Jones_Resume.docx
@@ -4,61 +4,89 @@
   <w:body>
     <w:p>
       <w:pPr>
-        <w:spacing w:after="0"/>
-        <w:jc w:val="center"/>
+        <w:spacing w:before="0" w:after="80" w:line="257" w:lineRule="auto"/>
       </w:pPr>
       <w:r>
         <w:rPr>
+          <w:rFonts w:ascii="Aptos Display" w:hAnsi="Aptos Display"/>
           <w:b/>
-          <w:color w:val="0A3B52"/>
-          <w:sz w:val="38"/>
+          <w:color w:val="162E46"/>
+          <w:sz w:val="50"/>
         </w:rPr>
         <w:t>KRISTIE JONES</w:t>
       </w:r>
     </w:p>
     <w:p>
       <w:pPr>
-        <w:spacing w:after="40"/>
-        <w:jc w:val="center"/>
+        <w:spacing w:before="0" w:after="180" w:line="257" w:lineRule="auto"/>
       </w:pPr>
       <w:r>
         <w:rPr>
           <w:b/>
-          <w:sz w:val="16"/>
+          <w:color w:val="1F707E"/>
+          <w:sz w:val="18"/>
         </w:rPr>
-        <w:t>SOFTWARE IMPLEMENTATION  |  APPLICATION DEVELOPMENT  |  TECHNICAL PROJECT MANAGEMENT</w:t>
+        <w:t>SOFTWARE IMPLEMENTATION  /  APPLICATION DEVELOPMENT  /  PROJECT MANAGEMENT</w:t>
       </w:r>
     </w:p>
+    <w:tbl>
+      <w:tblPr>
+        <w:tblW w:type="auto" w:w="0"/>
+        <w:tblLayout w:type="fixed"/>
+        <w:tblLook w:firstColumn="1" w:firstRow="1" w:lastColumn="0" w:lastRow="0" w:noHBand="0" w:noVBand="1" w:val="04A0"/>
+      </w:tblPr>
+      <w:tblGrid>
+        <w:gridCol w:w="9936"/>
+      </w:tblGrid>
+      <w:tr>
+        <w:tc>
+          <w:tcPr>
+            <w:tcW w:type="dxa" w:w="9994"/>
+            <w:shd w:fill="EAF1F4"/>
+            <w:vAlign w:val="center"/>
+          </w:tcPr>
+          <w:p>
+            <w:pPr>
+              <w:spacing w:before="60" w:after="60" w:line="257" w:lineRule="auto"/>
+              <w:jc w:val="center"/>
+            </w:pPr>
+            <w:r>
+              <w:rPr>
+                <w:color w:val="162E46"/>
+                <w:sz w:val="16"/>
+              </w:rPr>
+              <w:t>Owingsville, KY   •   kristiejones859@gmail.com   •   linkedin.com/in/kristie-jones-a42408165</w:t>
+            </w:r>
+          </w:p>
+          <w:p>
+            <w:pPr>
+              <w:spacing w:before="0" w:after="60" w:line="257" w:lineRule="auto"/>
+              <w:jc w:val="center"/>
+            </w:pPr>
+            <w:r>
+              <w:rPr>
+                <w:color w:val="162E46"/>
+                <w:sz w:val="16"/>
+              </w:rPr>
+              <w:t>kjones0401.github.io/Professional-Portfolio/   •   github.com/kjones0401</w:t>
+            </w:r>
+          </w:p>
+        </w:tc>
+      </w:tr>
+    </w:tbl>
     <w:p>
       <w:pPr>
-        <w:spacing w:after="20"/>
-        <w:jc w:val="center"/>
-      </w:pPr>
-      <w:r>
-        <w:t>Owingsville, KY  |  kristiejones859@gmail.com  |  linkedin.com/in/kristie-jones-a42408165</w:t>
-      </w:r>
-    </w:p>
-    <w:p>
-      <w:pPr>
-        <w:spacing w:after="60"/>
-        <w:jc w:val="center"/>
-      </w:pPr>
-      <w:r>
-        <w:t>Portfolio: kjones0401.github.io/Professional-Portfolio/  |  GitHub: github.com/kjones0401</w:t>
-      </w:r>
-    </w:p>
-    <w:p>
-      <w:pPr>
-        <w:pageBreakBefore w:val="0"/>
-        <w:spacing w:before="200" w:after="80"/>
+        <w:keepNext/>
+        <w:spacing w:before="240" w:after="120" w:line="257" w:lineRule="auto"/>
         <w:pBdr>
-          <w:bottom w:val="single" w:sz="5" w:color="B8C8D0"/>
+          <w:bottom w:val="single" w:sz="10" w:color="1F7080"/>
         </w:pBdr>
       </w:pPr>
       <w:r>
         <w:rPr>
+          <w:rFonts w:ascii="Aptos Display" w:hAnsi="Aptos Display"/>
           <w:b/>
-          <w:color w:val="0C4864"/>
+          <w:color w:val="162E46"/>
           <w:sz w:val="20"/>
         </w:rPr>
         <w:t>PROFESSIONAL SUMMARY</w:t>
@@ -66,77 +94,160 @@
     </w:p>
     <w:p>
       <w:pPr>
-        <w:spacing w:before="0" w:after="40"/>
+        <w:spacing w:before="0" w:after="100" w:line="269" w:lineRule="auto"/>
       </w:pPr>
       <w:r>
         <w:rPr>
-          <w:b w:val="0"/>
+          <w:sz w:val="18"/>
         </w:rPr>
-        <w:t>Manufacturing technology and IT professional with 20+ years of experience in operations, quality, project management, and MES implementation. Skilled at translating business requirements into practical solutions, troubleshooting production systems, and coordinating technical delivery. Expanding hands-on software development experience in Python, HTML, CSS, JavaScript, databases, and web interfaces through an AAS in Programming (expected December 2026).</w:t>
+        <w:t>Manufacturing technology and IT professional with 20+ years of experience in operations, quality, project management, and MES implementation. Experienced in translating business requirements into practical software solutions, coordinating technical delivery, and resolving operational issues. Building hands-on skills in Python, web applications, and databases through an AAS in Programming.</w:t>
       </w:r>
     </w:p>
     <w:p>
       <w:pPr>
-        <w:pageBreakBefore w:val="0"/>
-        <w:spacing w:before="200" w:after="80"/>
+        <w:keepNext/>
+        <w:spacing w:before="240" w:after="120" w:line="257" w:lineRule="auto"/>
         <w:pBdr>
-          <w:bottom w:val="single" w:sz="5" w:color="B8C8D0"/>
+          <w:bottom w:val="single" w:sz="10" w:color="1F7080"/>
         </w:pBdr>
       </w:pPr>
       <w:r>
         <w:rPr>
+          <w:rFonts w:ascii="Aptos Display" w:hAnsi="Aptos Display"/>
           <w:b/>
-          <w:color w:val="0C4864"/>
+          <w:color w:val="162E46"/>
           <w:sz w:val="20"/>
         </w:rPr>
-        <w:t>TECHNICAL SKILLS</w:t>
+        <w:t>TECHNICAL EXPERTISE</w:t>
       </w:r>
     </w:p>
     <w:p>
       <w:pPr>
-        <w:spacing w:before="0" w:after="40"/>
+        <w:spacing w:before="20" w:after="80" w:line="264" w:lineRule="auto"/>
       </w:pPr>
       <w:r>
         <w:rPr>
-          <w:b w:val="0"/>
+          <w:b/>
+          <w:color w:val="1F707E"/>
+          <w:sz w:val="16"/>
         </w:rPr>
-        <w:t>Development: Python, Flask, Tkinter, HTML, CSS, JavaScript, Google Apps Script, SQL, MySQL, SQLite, pytest, Git/GitHub, VS Code.</w:t>
+        <w:t xml:space="preserve">PROGRAMMING &amp; SOFTWARE  </w:t>
+      </w:r>
+      <w:r>
+        <w:rPr>
+          <w:sz w:val="17"/>
+        </w:rPr>
+        <w:t>Python, Flask, Tkinter, JavaScript, Google Apps Script; application and GUI development, data structures, software design, debugging, exception handling, input validation, file I/O and data processing</w:t>
       </w:r>
     </w:p>
     <w:p>
       <w:pPr>
-        <w:spacing w:before="0" w:after="40"/>
+        <w:spacing w:before="20" w:after="80" w:line="264" w:lineRule="auto"/>
       </w:pPr>
       <w:r>
         <w:rPr>
-          <w:b w:val="0"/>
+          <w:b/>
+          <w:color w:val="1F707E"/>
+          <w:sz w:val="16"/>
         </w:rPr>
-        <w:t>Systems &amp; delivery: MES, Epicor CMS, SAP, Kepware, DBeaver, Datadog, Papertrail/SolarWinds, Jira, Confluence, Monday.com, Productboard/Spark, Timely, Microsoft Office/Teams, Slack.</w:t>
+        <w:t xml:space="preserve">WEB &amp; INTERFACES  </w:t>
+      </w:r>
+      <w:r>
+        <w:rPr>
+          <w:sz w:val="17"/>
+        </w:rPr>
+        <w:t>HTML, CSS, web page development, dynamic/data-driven web applications, responsive design, web accessibility and W3C standards, front-end/back-end integration</w:t>
       </w:r>
     </w:p>
     <w:p>
       <w:pPr>
-        <w:spacing w:before="0" w:after="40"/>
+        <w:spacing w:before="20" w:after="80" w:line="264" w:lineRule="auto"/>
       </w:pPr>
       <w:r>
         <w:rPr>
-          <w:b w:val="0"/>
+          <w:b/>
+          <w:color w:val="1F707E"/>
+          <w:sz w:val="16"/>
         </w:rPr>
-        <w:t>Strengths: Software implementation, requirements coordination, application testing, troubleshooting, stakeholder communication, manufacturing operations and process improvement.</w:t>
+        <w:t xml:space="preserve">DATABASES &amp; SQL  </w:t>
+      </w:r>
+      <w:r>
+        <w:rPr>
+          <w:sz w:val="17"/>
+        </w:rPr>
+        <w:t>SQL, MySQL, SQLite, DBeaver; relational database management, database design and data modeling, ERDs, normalization, joins and subqueries, stored procedures, views and triggers, transactions, connectivity</w:t>
       </w:r>
     </w:p>
     <w:p>
       <w:pPr>
-        <w:pageBreakBefore w:val="0"/>
-        <w:spacing w:before="200" w:after="80"/>
+        <w:spacing w:before="20" w:after="80" w:line="264" w:lineRule="auto"/>
+      </w:pPr>
+      <w:r>
+        <w:rPr>
+          <w:b/>
+          <w:color w:val="1F707E"/>
+          <w:sz w:val="16"/>
+        </w:rPr>
+        <w:t xml:space="preserve">TESTING &amp; DELIVERY  </w:t>
+      </w:r>
+      <w:r>
+        <w:rPr>
+          <w:sz w:val="17"/>
+        </w:rPr>
+        <w:t>Software, unit, system and application testing; pytest, requirements analysis, technical documentation, hardware/software troubleshooting, Git/GitHub, VS Code</w:t>
+      </w:r>
+    </w:p>
+    <w:p>
+      <w:pPr>
+        <w:spacing w:before="20" w:after="80" w:line="264" w:lineRule="auto"/>
+      </w:pPr>
+      <w:r>
+        <w:rPr>
+          <w:b/>
+          <w:color w:val="1F707E"/>
+          <w:sz w:val="16"/>
+        </w:rPr>
+        <w:t xml:space="preserve">NETWORKING &amp; SECURITY  </w:t>
+      </w:r>
+      <w:r>
+        <w:rPr>
+          <w:sz w:val="17"/>
+        </w:rPr>
+        <w:t>Network configuration and troubleshooting, LAN/WAN networking, protocols, cybersecurity fundamentals, network security, threat and vulnerability identification, system hardening</w:t>
+      </w:r>
+    </w:p>
+    <w:p>
+      <w:pPr>
+        <w:spacing w:before="20" w:after="80" w:line="264" w:lineRule="auto"/>
+      </w:pPr>
+      <w:r>
+        <w:rPr>
+          <w:b/>
+          <w:color w:val="1F707E"/>
+          <w:sz w:val="16"/>
+        </w:rPr>
+        <w:t xml:space="preserve">ENTERPRISE &amp; COLLABORATION  </w:t>
+      </w:r>
+      <w:r>
+        <w:rPr>
+          <w:sz w:val="17"/>
+        </w:rPr>
+        <w:t>MES, Epicor CMS, SAP, Kepware, Datadog, Papertrail/SolarWinds, Jira, Confluence, Monday.com, Productboard/Spark, Timely, Microsoft Office/Teams, Slack; implementation and stakeholder coordination</w:t>
+      </w:r>
+    </w:p>
+    <w:p>
+      <w:pPr>
+        <w:keepNext/>
+        <w:spacing w:before="240" w:after="120" w:line="257" w:lineRule="auto"/>
         <w:pBdr>
-          <w:bottom w:val="single" w:sz="5" w:color="B8C8D0"/>
+          <w:bottom w:val="single" w:sz="10" w:color="1F7080"/>
         </w:pBdr>
       </w:pPr>
       <w:r>
         <w:rPr>
+          <w:rFonts w:ascii="Aptos Display" w:hAnsi="Aptos Display"/>
           <w:b/>
-          <w:color w:val="0C4864"/>
+          <w:color w:val="162E46"/>
           <w:sz w:val="20"/>
         </w:rPr>
         <w:t>PROFESSIONAL EXPERIENCE</w:t>
@@ -144,130 +255,97 @@
     </w:p>
     <w:p>
       <w:pPr>
-        <w:spacing w:before="100" w:after="40"/>
+        <w:keepNext/>
+        <w:spacing w:before="100" w:after="40" w:line="257" w:lineRule="auto"/>
       </w:pPr>
       <w:r>
         <w:rPr>
           <w:b/>
+          <w:color w:val="162E46"/>
           <w:sz w:val="18"/>
         </w:rPr>
-        <w:t>Sr. Product Specialist / Portfolio Manager (North America)</w:t>
-      </w:r>
-      <w:r>
-        <w:rPr>
-          <w:sz w:val="17"/>
-        </w:rPr>
-        <w:t xml:space="preserve">  |  FunnelCloud Inc. | Remote | Jun 2026–Present</w:t>
+        <w:t>Sr. Product Specialist / Portfolio Manager (North America)  |  FunnelCloud Inc. • Remote  |  Jun 2026–Present</w:t>
       </w:r>
     </w:p>
     <w:p>
       <w:pPr>
-        <w:pStyle w:val="ListBullet"/>
-        <w:spacing w:after="20"/>
-        <w:ind w:left="274" w:hanging="187"/>
+        <w:spacing w:before="0" w:after="60" w:line="269" w:lineRule="auto"/>
       </w:pPr>
       <w:r>
-        <w:t>Manage a North American customer portfolio, coordinating manufacturing software priorities, communications, and delivery.</w:t>
+        <w:rPr>
+          <w:sz w:val="18"/>
+        </w:rPr>
+        <w:t>Manage a North American customer portfolio, coordinating manufacturing software priorities, communications, and delivery. Partner with customers and technical teams on implementation readiness, system issues, change requests, and ongoing support.</w:t>
       </w:r>
     </w:p>
     <w:p>
       <w:pPr>
-        <w:pStyle w:val="ListBullet"/>
-        <w:spacing w:after="20"/>
-        <w:ind w:left="274" w:hanging="187"/>
+        <w:keepNext/>
+        <w:spacing w:before="100" w:after="40" w:line="257" w:lineRule="auto"/>
       </w:pPr>
       <w:r>
-        <w:t>Partner with customers and technical teams on implementation readiness, system issues, change requests, and support.</w:t>
+        <w:rPr>
+          <w:b/>
+          <w:color w:val="162E46"/>
+          <w:sz w:val="18"/>
+        </w:rPr>
+        <w:t>IT Operations Project Manager  |  SRG Global / RESRG Automotive  |  Oct 2021–Jun 2026</w:t>
       </w:r>
     </w:p>
     <w:p>
       <w:pPr>
-        <w:spacing w:before="100" w:after="40"/>
+        <w:spacing w:before="0" w:after="60" w:line="269" w:lineRule="auto"/>
+      </w:pPr>
+      <w:r>
+        <w:rPr>
+          <w:sz w:val="18"/>
+        </w:rPr>
+        <w:t>Led MES and IT implementation activities, aligning manufacturing operations, technical teams, and business stakeholders. Coordinated requirements, testing, issue resolution, deployment preparation, and project communications. Position continued through SRG Global’s transition to RESRG Automotive.</w:t>
+      </w:r>
+    </w:p>
+    <w:p>
+      <w:pPr>
+        <w:keepNext/>
+        <w:spacing w:before="100" w:after="40" w:line="257" w:lineRule="auto"/>
       </w:pPr>
       <w:r>
         <w:rPr>
           <w:b/>
+          <w:color w:val="162E46"/>
           <w:sz w:val="18"/>
         </w:rPr>
-        <w:t>IT Operations Project Manager</w:t>
-      </w:r>
-      <w:r>
-        <w:rPr>
-          <w:sz w:val="17"/>
-        </w:rPr>
-        <w:t xml:space="preserve">  |  SRG Global / RESRG Automotive | Oct 2021–Jun 2026</w:t>
+        <w:t>APQP Engineer / Assistant Quality Manager / Quality Engineer  |  SRG Global  |  Jan 2019–Oct 2021</w:t>
       </w:r>
     </w:p>
     <w:p>
       <w:pPr>
-        <w:pStyle w:val="ListBullet"/>
-        <w:spacing w:after="20"/>
-        <w:ind w:left="274" w:hanging="187"/>
+        <w:spacing w:before="0" w:after="60" w:line="269" w:lineRule="auto"/>
       </w:pPr>
       <w:r>
-        <w:t>Led MES and IT implementation activities, aligning plant operations, technical teams, and business stakeholders.</w:t>
+        <w:rPr>
+          <w:sz w:val="18"/>
+        </w:rPr>
+        <w:t>Advanced through quality and product-launch roles involving process improvement, coordination, and technical problem-solving.</w:t>
+      </w:r>
+    </w:p>
+    <w:p>
+      <w:r>
+        <w:br w:type="page"/>
       </w:r>
     </w:p>
     <w:p>
       <w:pPr>
-        <w:pStyle w:val="ListBullet"/>
-        <w:spacing w:after="20"/>
-        <w:ind w:left="274" w:hanging="187"/>
-      </w:pPr>
-      <w:r>
-        <w:t>Coordinated requirements, testing, issue resolution, deployment preparation, and project communications.</w:t>
-      </w:r>
-    </w:p>
-    <w:p>
-      <w:pPr>
-        <w:pStyle w:val="ListBullet"/>
-        <w:spacing w:after="20"/>
-        <w:ind w:left="274" w:hanging="187"/>
-      </w:pPr>
-      <w:r>
-        <w:t>Position continued through SRG Global’s transition to RESRG Automotive.</w:t>
-      </w:r>
-    </w:p>
-    <w:p>
-      <w:pPr>
-        <w:spacing w:before="100" w:after="40"/>
-      </w:pPr>
-      <w:r>
-        <w:rPr>
-          <w:b/>
-          <w:sz w:val="18"/>
-        </w:rPr>
-        <w:t>APQP Engineer; Assistant Quality Manager; Quality Engineer</w:t>
-      </w:r>
-      <w:r>
-        <w:rPr>
-          <w:sz w:val="17"/>
-        </w:rPr>
-        <w:t xml:space="preserve">  |  SRG Global | Jan 2019–Oct 2021</w:t>
-      </w:r>
-    </w:p>
-    <w:p>
-      <w:pPr>
-        <w:pStyle w:val="ListBullet"/>
-        <w:spacing w:after="20"/>
-        <w:ind w:left="274" w:hanging="187"/>
-      </w:pPr>
-      <w:r>
-        <w:t>Advanced through quality and launch roles involving process improvement, coordination, and technical problem-solving.</w:t>
-      </w:r>
-    </w:p>
-    <w:p>
-      <w:pPr>
-        <w:pageBreakBefore w:val="0"/>
-        <w:spacing w:before="200" w:after="80"/>
+        <w:keepNext/>
+        <w:spacing w:before="240" w:after="120" w:line="257" w:lineRule="auto"/>
         <w:pBdr>
-          <w:bottom w:val="single" w:sz="5" w:color="B8C8D0"/>
+          <w:bottom w:val="single" w:sz="10" w:color="1F7080"/>
         </w:pBdr>
       </w:pPr>
       <w:r>
         <w:rPr>
+          <w:rFonts w:ascii="Aptos Display" w:hAnsi="Aptos Display"/>
           <w:b/>
-          <w:color w:val="0C4864"/>
+          <w:color w:val="162E46"/>
           <w:sz w:val="20"/>
         </w:rPr>
         <w:t>EARLIER MANUFACTURING, ENGINEERING &amp; QUALITY EXPERIENCE</w:t>
@@ -275,82 +353,83 @@
     </w:p>
     <w:p>
       <w:pPr>
-        <w:spacing w:before="0" w:after="40"/>
+        <w:spacing w:before="40" w:after="60" w:line="257" w:lineRule="auto"/>
       </w:pPr>
       <w:r>
         <w:rPr>
-          <w:b w:val="0"/>
+          <w:sz w:val="17"/>
         </w:rPr>
-        <w:t>Quality Engineer | Taica Cubic Printing Kentucky | Nov 2017–Jan 2019</w:t>
+        <w:t>Quality Engineer  |  Taica Cubic Printing Kentucky  |  Nov 2017–Jan 2019</w:t>
       </w:r>
     </w:p>
     <w:p>
       <w:pPr>
-        <w:spacing w:before="0" w:after="40"/>
+        <w:spacing w:before="40" w:after="60" w:line="257" w:lineRule="auto"/>
       </w:pPr>
       <w:r>
         <w:rPr>
-          <w:b w:val="0"/>
+          <w:sz w:val="17"/>
         </w:rPr>
-        <w:t>Quality Manager / Safety Manager | The Outdoor Group | Dec 2015–Nov 2017</w:t>
+        <w:t>Quality Manager / Safety Manager  |  The Outdoor Group  |  Dec 2015–Nov 2017</w:t>
       </w:r>
     </w:p>
     <w:p>
       <w:pPr>
-        <w:spacing w:before="0" w:after="40"/>
+        <w:spacing w:before="40" w:after="60" w:line="257" w:lineRule="auto"/>
       </w:pPr>
       <w:r>
         <w:rPr>
-          <w:b w:val="0"/>
+          <w:sz w:val="17"/>
         </w:rPr>
-        <w:t>Quality Manager | Dura Automotive Systems LLC | Mar 2013–Dec 2015</w:t>
+        <w:t>Quality Manager  |  Dura Automotive Systems LLC  |  Mar 2013–Dec 2015</w:t>
       </w:r>
     </w:p>
     <w:p>
       <w:pPr>
-        <w:spacing w:before="0" w:after="40"/>
+        <w:spacing w:before="40" w:after="60" w:line="257" w:lineRule="auto"/>
       </w:pPr>
       <w:r>
         <w:rPr>
-          <w:b w:val="0"/>
+          <w:sz w:val="17"/>
         </w:rPr>
-        <w:t>Technical Service Engineer | Sekisui S-Lec America, LLC | May 2012–Mar 2013</w:t>
+        <w:t>Technical Service Engineer  |  Sekisui S-Lec America, LLC  |  May 2012–Mar 2013</w:t>
       </w:r>
     </w:p>
     <w:p>
       <w:pPr>
-        <w:spacing w:before="0" w:after="40"/>
+        <w:spacing w:before="40" w:after="60" w:line="257" w:lineRule="auto"/>
       </w:pPr>
       <w:r>
         <w:rPr>
-          <w:b w:val="0"/>
+          <w:sz w:val="17"/>
         </w:rPr>
-        <w:t>Quality Technician / Document Control | A. O. Smith Corporation | Mar 2006–May 2012</w:t>
+        <w:t>Quality Technician / Document Control  |  A. O. Smith Corporation  |  Mar 2006–May 2012</w:t>
       </w:r>
     </w:p>
     <w:p>
       <w:pPr>
-        <w:spacing w:before="0" w:after="40"/>
+        <w:spacing w:before="40" w:after="60" w:line="257" w:lineRule="auto"/>
       </w:pPr>
       <w:r>
         <w:rPr>
-          <w:b w:val="0"/>
+          <w:sz w:val="17"/>
         </w:rPr>
-        <w:t>Production Associate / Quality Technician / Cell Leader | Cooper Standard Automotive | Oct 1999–Mar 2006</w:t>
+        <w:t>Production Associate / Quality Technician / Cell Leader  |  Cooper Standard Automotive  |  Oct 1999–Mar 2006</w:t>
       </w:r>
     </w:p>
     <w:p>
       <w:pPr>
-        <w:pageBreakBefore/>
-        <w:spacing w:before="200" w:after="80"/>
+        <w:keepNext/>
+        <w:spacing w:before="240" w:after="120" w:line="257" w:lineRule="auto"/>
         <w:pBdr>
-          <w:bottom w:val="single" w:sz="5" w:color="B8C8D0"/>
+          <w:bottom w:val="single" w:sz="10" w:color="1F7080"/>
         </w:pBdr>
       </w:pPr>
       <w:r>
         <w:rPr>
+          <w:rFonts w:ascii="Aptos Display" w:hAnsi="Aptos Display"/>
           <w:b/>
-          <w:color w:val="0C4864"/>
+          <w:color w:val="162E46"/>
           <w:sz w:val="20"/>
         </w:rPr>
         <w:t>SELECTED DEVELOPMENT PROJECTS</w:t>
@@ -358,82 +437,92 @@
     </w:p>
     <w:p>
       <w:pPr>
-        <w:spacing w:before="0" w:after="20"/>
+        <w:keepNext/>
+        <w:spacing w:before="100" w:after="40" w:line="257" w:lineRule="auto"/>
       </w:pPr>
       <w:r>
         <w:rPr>
           <w:b/>
+          <w:color w:val="162E46"/>
+          <w:sz w:val="18"/>
         </w:rPr>
-        <w:t>Bank Orderly — Desktop &amp; Web Banking Application | Python, Tkinter, Flask, MySQL/SQLite, pytest</w:t>
+        <w:t>Bank Orderly — Desktop &amp; Web Banking Application  |  Python, Tkinter, Flask, MySQL/SQLite, pytest</w:t>
       </w:r>
     </w:p>
     <w:p>
       <w:pPr>
-        <w:spacing w:before="0" w:after="80"/>
+        <w:spacing w:before="0" w:after="60" w:line="269" w:lineRule="auto"/>
       </w:pPr>
       <w:r>
         <w:rPr>
-          <w:b w:val="0"/>
+          <w:sz w:val="18"/>
         </w:rPr>
         <w:t>Built account and transaction workflows, staff interfaces, database integrations, and automated testing (96 passing tests in a completed test run).</w:t>
       </w:r>
     </w:p>
     <w:p>
       <w:pPr>
-        <w:spacing w:before="0" w:after="20"/>
+        <w:keepNext/>
+        <w:spacing w:before="100" w:after="40" w:line="257" w:lineRule="auto"/>
       </w:pPr>
       <w:r>
         <w:rPr>
           <w:b/>
+          <w:color w:val="162E46"/>
+          <w:sz w:val="18"/>
         </w:rPr>
-        <w:t>Youth Football Registration &amp; Administration | Web application, Google Apps Script</w:t>
+        <w:t>Youth Football Registration &amp; Administration  |  Web application, Google Apps Script</w:t>
       </w:r>
     </w:p>
     <w:p>
       <w:pPr>
-        <w:spacing w:before="0" w:after="80"/>
+        <w:spacing w:before="0" w:after="60" w:line="269" w:lineRule="auto"/>
       </w:pPr>
       <w:r>
         <w:rPr>
-          <w:b w:val="0"/>
+          <w:sz w:val="18"/>
         </w:rPr>
         <w:t>Developed registration and administration workflows with role-based dashboards, pricing and discounts, payment integration, and reports.</w:t>
       </w:r>
     </w:p>
     <w:p>
       <w:pPr>
-        <w:spacing w:before="0" w:after="20"/>
+        <w:keepNext/>
+        <w:spacing w:before="100" w:after="40" w:line="257" w:lineRule="auto"/>
       </w:pPr>
       <w:r>
         <w:rPr>
           <w:b/>
+          <w:color w:val="162E46"/>
+          <w:sz w:val="18"/>
         </w:rPr>
-        <w:t>Wildcats Photography Hub | HTML, CSS, JavaScript, JSON</w:t>
+        <w:t>Wildcats Photography Hub  |  HTML, CSS, JavaScript, JSON</w:t>
       </w:r>
     </w:p>
     <w:p>
       <w:pPr>
-        <w:spacing w:before="0" w:after="20"/>
+        <w:spacing w:before="0" w:after="60" w:line="269" w:lineRule="auto"/>
       </w:pPr>
       <w:r>
         <w:rPr>
-          <w:b w:val="0"/>
+          <w:sz w:val="18"/>
         </w:rPr>
-        <w:t>Built a responsive searchable photo gallery and separate gallery-management workflow.</w:t>
+        <w:t>Built a responsive searchable photo gallery and a separate gallery-management workflow.</w:t>
       </w:r>
     </w:p>
     <w:p>
       <w:pPr>
-        <w:pageBreakBefore w:val="0"/>
-        <w:spacing w:before="200" w:after="80"/>
+        <w:keepNext/>
+        <w:spacing w:before="240" w:after="120" w:line="257" w:lineRule="auto"/>
         <w:pBdr>
-          <w:bottom w:val="single" w:sz="5" w:color="B8C8D0"/>
+          <w:bottom w:val="single" w:sz="10" w:color="1F7080"/>
         </w:pBdr>
       </w:pPr>
       <w:r>
         <w:rPr>
+          <w:rFonts w:ascii="Aptos Display" w:hAnsi="Aptos Display"/>
           <w:b/>
-          <w:color w:val="0C4864"/>
+          <w:color w:val="162E46"/>
           <w:sz w:val="20"/>
         </w:rPr>
         <w:t>EDUCATION</w:t>
@@ -441,49 +530,53 @@
     </w:p>
     <w:p>
       <w:pPr>
-        <w:spacing w:before="0" w:after="20"/>
+        <w:keepNext/>
+        <w:spacing w:before="100" w:after="40" w:line="257" w:lineRule="auto"/>
       </w:pPr>
       <w:r>
         <w:rPr>
           <w:b/>
+          <w:color w:val="162E46"/>
+          <w:sz w:val="18"/>
         </w:rPr>
-        <w:t>Maysville Community and Technical College | Computer and Information Technologies — Programming Track</w:t>
+        <w:t>Maysville Community and Technical College</w:t>
       </w:r>
     </w:p>
     <w:p>
       <w:pPr>
-        <w:spacing w:before="0" w:after="60"/>
+        <w:spacing w:before="0" w:after="60" w:line="269" w:lineRule="auto"/>
       </w:pPr>
       <w:r>
         <w:rPr>
-          <w:b w:val="0"/>
+          <w:sz w:val="18"/>
         </w:rPr>
-        <w:t>Associate of Applied Science (AAS) | Expected December 2026 | GPA: 4.0</w:t>
+        <w:t>Computer and Information Technologies — Programming Track  |  Associate of Applied Science (AAS)  •  Expected December 2026  |  GPA: 4.0</w:t>
       </w:r>
     </w:p>
     <w:p>
       <w:pPr>
-        <w:spacing w:before="0" w:after="20"/>
+        <w:spacing w:before="0" w:after="80" w:line="269" w:lineRule="auto"/>
       </w:pPr>
       <w:r>
         <w:rPr>
-          <w:b w:val="0"/>
+          <w:sz w:val="17"/>
         </w:rPr>
-        <w:t>Bluegrass Community and Technical College | Operations Management Certificate | 2019</w:t>
+        <w:t>Bluegrass Community and Technical College  |  Operations Management Certificate  |  2019</w:t>
       </w:r>
     </w:p>
     <w:p>
       <w:pPr>
-        <w:pageBreakBefore w:val="0"/>
-        <w:spacing w:before="200" w:after="80"/>
+        <w:keepNext/>
+        <w:spacing w:before="240" w:after="120" w:line="257" w:lineRule="auto"/>
         <w:pBdr>
-          <w:bottom w:val="single" w:sz="5" w:color="B8C8D0"/>
+          <w:bottom w:val="single" w:sz="10" w:color="1F7080"/>
         </w:pBdr>
       </w:pPr>
       <w:r>
         <w:rPr>
+          <w:rFonts w:ascii="Aptos Display" w:hAnsi="Aptos Display"/>
           <w:b/>
-          <w:color w:val="0C4864"/>
+          <w:color w:val="162E46"/>
           <w:sz w:val="20"/>
         </w:rPr>
         <w:t>CERTIFICATIONS &amp; TECHNICAL CERTIFICATES</w:t>
@@ -491,11 +584,11 @@
     </w:p>
     <w:p>
       <w:pPr>
-        <w:spacing w:before="0" w:after="20"/>
+        <w:spacing w:before="0" w:after="60" w:line="269" w:lineRule="auto"/>
       </w:pPr>
       <w:r>
         <w:rPr>
-          <w:b w:val="0"/>
+          <w:sz w:val="17"/>
         </w:rPr>
         <w:t>Computer Service Technician (CST) • Computer Technician • Computer Tech Basic • Programmer • CIT Fundamentals • PC Pro Certification • A+ Prep • Network+ Prep • Security+ Prep</w:t>
       </w:r>
@@ -503,7 +596,7 @@
     <w:sectPr>
       <w:footerReference w:type="default" r:id="rId9"/>
       <w:pgSz w:w="12240" w:h="15840"/>
-      <w:pgMar w:top="821" w:right="1037" w:bottom="792" w:left="1037" w:header="720" w:footer="720" w:gutter="0"/>
+      <w:pgMar w:top="936" w:right="1123" w:bottom="835" w:left="1123" w:header="720" w:footer="720" w:gutter="0"/>
       <w:cols w:space="720"/>
       <w:docGrid w:linePitch="360"/>
     </w:sectPr>
@@ -520,10 +613,10 @@
     </w:pPr>
     <w:r>
       <w:rPr>
-        <w:color w:val="6E7A82"/>
-        <w:sz w:val="16"/>
-      </w:rPr>
-      <w:t>Kristie Jones  •  Resume</w:t>
+        <w:color w:val="5C6A78"/>
+        <w:sz w:val="15"/>
+      </w:rPr>
+      <w:t>KRISTIE JONES  •  RESUME</w:t>
     </w:r>
   </w:p>
 </w:ftr>
@@ -893,11 +986,11 @@
     <w:qFormat/>
     <w:rsid w:val="00FC693F"/>
     <w:pPr>
-      <w:spacing w:after="40"/>
+      <w:spacing w:after="80"/>
     </w:pPr>
     <w:rPr>
       <w:rFonts w:ascii="Aptos" w:hAnsi="Aptos"/>
-      <w:color w:val="25303A"/>
+      <w:color w:val="2D3744"/>
       <w:sz w:val="18"/>
     </w:rPr>
   </w:style>
